--- a/Mapped Curriculum Lesson - Supplemental Material/Grade 8/Lesson 28 - Reading 2D Lists/Reading 2D Lists - Worksheet.docx
+++ b/Mapped Curriculum Lesson - Supplemental Material/Grade 8/Lesson 28 - Reading 2D Lists/Reading 2D Lists - Worksheet.docx
@@ -1134,7 +1134,59 @@
         <w:rPr>
           <w:color w:val="080808"/>
         </w:rPr>
-        <w:t>Traverse every row and display each club name followed by its member count. Do not print the row brackets.</w:t>
+        <w:t xml:space="preserve">Use a </w:t>
+      </w:r>
+      <w:r>
+        <w:rPr>
+          <w:color w:val="1750EB"/>
+          <w:rFonts w:ascii="Consolas" w:hAnsi="Consolas"/>
+        </w:rPr>
+        <w:t>for</w:t>
+      </w:r>
+      <w:r>
+        <w:rPr>
+          <w:color w:val="080808"/>
+        </w:rPr>
+        <w:t xml:space="preserve"> loop to visit each row in [clubs]. For each [club], display </w:t>
+      </w:r>
+      <w:r>
+        <w:rPr>
+          <w:color w:val="067D17"/>
+          <w:rFonts w:ascii="Consolas" w:hAnsi="Consolas"/>
+        </w:rPr>
+        <w:t>"Club:"</w:t>
+      </w:r>
+      <w:r>
+        <w:rPr>
+          <w:color w:val="080808"/>
+        </w:rPr>
+        <w:t xml:space="preserve"> followed by the value at position 0, then display </w:t>
+      </w:r>
+      <w:r>
+        <w:rPr>
+          <w:color w:val="067D17"/>
+          <w:rFonts w:ascii="Consolas" w:hAnsi="Consolas"/>
+        </w:rPr>
+        <w:t>"Members:"</w:t>
+      </w:r>
+      <w:r>
+        <w:rPr>
+          <w:color w:val="080808"/>
+        </w:rPr>
+        <w:t xml:space="preserve"> followed by the value at position 1. The starter data must display Art with 12 members, Chess with 18 members and Code with 15 members without displaying </w:t>
+      </w:r>
+      <w:r>
+        <w:rPr>
+          <w:color w:val="1750EB"/>
+          <w:rFonts w:ascii="Consolas" w:hAnsi="Consolas"/>
+        </w:rPr>
+        <w:t>list</w:t>
+      </w:r>
+      <w:r>
+        <w:rPr>
+          <w:color w:val="080808"/>
+        </w:rPr>
+        <w:t xml:space="preserve"> brackets.</w:t>
       </w:r>
     </w:p>
     <w:p>
@@ -1161,7 +1213,111 @@
         <w:rPr>
           <w:color w:val="080808"/>
         </w:rPr>
-        <w:t>Create a three-row timetable. Each row stores a subject and room number. Ask for a valid row, then display a sentence containing both selected fields. Also display every subject name using a loop.</w:t>
+        <w:t>Store [</w:t>
+      </w:r>
+      <w:r>
+        <w:rPr>
+          <w:color w:val="067D17"/>
+          <w:rFonts w:ascii="Consolas" w:hAnsi="Consolas"/>
+        </w:rPr>
+        <w:t>"Maths"</w:t>
+      </w:r>
+      <w:r>
+        <w:rPr>
+          <w:color w:val="080808"/>
+        </w:rPr>
+        <w:t>, 12], [</w:t>
+      </w:r>
+      <w:r>
+        <w:rPr>
+          <w:color w:val="067D17"/>
+          <w:rFonts w:ascii="Consolas" w:hAnsi="Consolas"/>
+        </w:rPr>
+        <w:t>"Music"</w:t>
+      </w:r>
+      <w:r>
+        <w:rPr>
+          <w:color w:val="080808"/>
+        </w:rPr>
+        <w:t>, 4] and [</w:t>
+      </w:r>
+      <w:r>
+        <w:rPr>
+          <w:color w:val="067D17"/>
+          <w:rFonts w:ascii="Consolas" w:hAnsi="Consolas"/>
+        </w:rPr>
+        <w:t>"Science"</w:t>
+      </w:r>
+      <w:r>
+        <w:rPr>
+          <w:color w:val="080808"/>
+        </w:rPr>
+        <w:t xml:space="preserve">, 8] in [timetable]. Ask for a row from 0 to 2 and store it in [row]. Display </w:t>
+      </w:r>
+      <w:r>
+        <w:rPr>
+          <w:color w:val="067D17"/>
+          <w:rFonts w:ascii="Consolas" w:hAnsi="Consolas"/>
+        </w:rPr>
+        <w:t>"Selected:"</w:t>
+      </w:r>
+      <w:r>
+        <w:rPr>
+          <w:color w:val="080808"/>
+        </w:rPr>
+        <w:t xml:space="preserve"> followed by the subject, </w:t>
+      </w:r>
+      <w:r>
+        <w:rPr>
+          <w:color w:val="067D17"/>
+          <w:rFonts w:ascii="Consolas" w:hAnsi="Consolas"/>
+        </w:rPr>
+        <w:t>"in room"</w:t>
+      </w:r>
+      <w:r>
+        <w:rPr>
+          <w:color w:val="080808"/>
+        </w:rPr>
+        <w:t xml:space="preserve">, and the room number from that row. Then use a </w:t>
+      </w:r>
+      <w:r>
+        <w:rPr>
+          <w:color w:val="1750EB"/>
+          <w:rFonts w:ascii="Consolas" w:hAnsi="Consolas"/>
+        </w:rPr>
+        <w:t>for</w:t>
+      </w:r>
+      <w:r>
+        <w:rPr>
+          <w:color w:val="080808"/>
+        </w:rPr>
+        <w:t xml:space="preserve"> loop to display every subject name beneath </w:t>
+      </w:r>
+      <w:r>
+        <w:rPr>
+          <w:color w:val="067D17"/>
+          <w:rFonts w:ascii="Consolas" w:hAnsi="Consolas"/>
+        </w:rPr>
+        <w:t>"Subjects:"</w:t>
+      </w:r>
+      <w:r>
+        <w:rPr>
+          <w:color w:val="080808"/>
+        </w:rPr>
+        <w:t xml:space="preserve">. Test row 1; display </w:t>
+      </w:r>
+      <w:r>
+        <w:rPr>
+          <w:color w:val="067D17"/>
+          <w:rFonts w:ascii="Consolas" w:hAnsi="Consolas"/>
+        </w:rPr>
+        <w:t>"Selected: Music in room 4"</w:t>
+      </w:r>
+      <w:r>
+        <w:rPr>
+          <w:color w:val="080808"/>
+        </w:rPr>
+        <w:t>, followed by Maths, Music and Science on separate lines.</w:t>
       </w:r>
     </w:p>
     <w:p>

--- a/Mapped Curriculum Lesson - Supplemental Material/Grade 8/Lesson 28 - Reading 2D Lists/Reading 2D Lists - Worksheet.docx
+++ b/Mapped Curriculum Lesson - Supplemental Material/Grade 8/Lesson 28 - Reading 2D Lists/Reading 2D Lists - Worksheet.docx
@@ -1031,12 +1031,61 @@
         <w:rPr>
           <w:color w:val="080808"/>
         </w:rPr>
-        <w:t xml:space="preserve">Ask for a column from 0 to 1 as well as the row. Display the value in [clubs] at [row] and [column]. Test row 2 and column 0; the program should display </w:t>
+        <w:t xml:space="preserve">Change the example so it also asks for a column: 0 for the club name or 1 for the member count. Display the value at </w:t>
+      </w:r>
+      <w:r>
+        <w:rPr>
+          <w:color w:val="6A1B9A"/>
+          <w:rFonts w:ascii="JetBrains Mono" w:hAnsi="JetBrains Mono"/>
+          <w:sz w:val="20"/>
+          <w:szCs w:val="20"/>
+          <w:shd w:val="clear" w:color="auto" w:fill="ECEAF4"/>
+        </w:rPr>
+        <w:t> row </w:t>
+      </w:r>
+      <w:r>
+        <w:rPr>
+          <w:color w:val="080808"/>
+        </w:rPr>
+        <w:t xml:space="preserve"> and </w:t>
+      </w:r>
+      <w:r>
+        <w:rPr>
+          <w:color w:val="6A1B9A"/>
+          <w:rFonts w:ascii="JetBrains Mono" w:hAnsi="JetBrains Mono"/>
+          <w:sz w:val="20"/>
+          <w:szCs w:val="20"/>
+          <w:shd w:val="clear" w:color="auto" w:fill="ECEAF4"/>
+        </w:rPr>
+        <w:t> column </w:t>
+      </w:r>
+      <w:r>
+        <w:rPr>
+          <w:color w:val="080808"/>
+        </w:rPr>
+        <w:t xml:space="preserve"> after </w:t>
       </w:r>
       <w:r>
         <w:rPr>
           <w:color w:val="067D17"/>
-          <w:rFonts w:ascii="Consolas" w:hAnsi="Consolas"/>
+          <w:rFonts w:ascii="JetBrains Mono" w:hAnsi="JetBrains Mono"/>
+          <w:sz w:val="20"/>
+          <w:szCs w:val="20"/>
+        </w:rPr>
+        <w:t>"Selected field:"</w:t>
+      </w:r>
+      <w:r>
+        <w:rPr>
+          <w:color w:val="080808"/>
+        </w:rPr>
+        <w:t xml:space="preserve"> before the other outputs. For example, row 2 and column 0 display </w:t>
+      </w:r>
+      <w:r>
+        <w:rPr>
+          <w:color w:val="067D17"/>
+          <w:rFonts w:ascii="JetBrains Mono" w:hAnsi="JetBrains Mono"/>
+          <w:sz w:val="20"/>
+          <w:szCs w:val="20"/>
         </w:rPr>
         <w:t>"Selected field: Code"</w:t>
       </w:r>
@@ -1134,12 +1183,14 @@
         <w:rPr>
           <w:color w:val="080808"/>
         </w:rPr>
-        <w:t xml:space="preserve">Use a </w:t>
+        <w:t xml:space="preserve">Change the example so it displays every row instead of asking for one. Use a </w:t>
       </w:r>
       <w:r>
         <w:rPr>
           <w:color w:val="1750EB"/>
-          <w:rFonts w:ascii="Consolas" w:hAnsi="Consolas"/>
+          <w:rFonts w:ascii="JetBrains Mono" w:hAnsi="JetBrains Mono"/>
+          <w:sz w:val="20"/>
+          <w:szCs w:val="20"/>
         </w:rPr>
         <w:t>for</w:t>
       </w:r>
@@ -1147,12 +1198,30 @@
         <w:rPr>
           <w:color w:val="080808"/>
         </w:rPr>
-        <w:t xml:space="preserve"> loop to visit each row in [clubs]. For each [club], display </w:t>
+        <w:t xml:space="preserve"> loop with </w:t>
+      </w:r>
+      <w:r>
+        <w:rPr>
+          <w:color w:val="6A1B9A"/>
+          <w:rFonts w:ascii="JetBrains Mono" w:hAnsi="JetBrains Mono"/>
+          <w:sz w:val="20"/>
+          <w:szCs w:val="20"/>
+          <w:shd w:val="clear" w:color="auto" w:fill="ECEAF4"/>
+        </w:rPr>
+        <w:t> club </w:t>
+      </w:r>
+      <w:r>
+        <w:rPr>
+          <w:color w:val="080808"/>
+        </w:rPr>
+        <w:t xml:space="preserve"> to display </w:t>
       </w:r>
       <w:r>
         <w:rPr>
           <w:color w:val="067D17"/>
-          <w:rFonts w:ascii="Consolas" w:hAnsi="Consolas"/>
+          <w:rFonts w:ascii="JetBrains Mono" w:hAnsi="JetBrains Mono"/>
+          <w:sz w:val="20"/>
+          <w:szCs w:val="20"/>
         </w:rPr>
         <w:t>"Club:"</w:t>
       </w:r>
@@ -1160,12 +1229,14 @@
         <w:rPr>
           <w:color w:val="080808"/>
         </w:rPr>
-        <w:t xml:space="preserve"> followed by the value at position 0, then display </w:t>
+        <w:t xml:space="preserve"> with the name and </w:t>
       </w:r>
       <w:r>
         <w:rPr>
           <w:color w:val="067D17"/>
-          <w:rFonts w:ascii="Consolas" w:hAnsi="Consolas"/>
+          <w:rFonts w:ascii="JetBrains Mono" w:hAnsi="JetBrains Mono"/>
+          <w:sz w:val="20"/>
+          <w:szCs w:val="20"/>
         </w:rPr>
         <w:t>"Members:"</w:t>
       </w:r>
@@ -1173,12 +1244,71 @@
         <w:rPr>
           <w:color w:val="080808"/>
         </w:rPr>
-        <w:t xml:space="preserve"> followed by the value at position 1. The starter data must display Art with 12 members, Chess with 18 members and Code with 15 members without displaying </w:t>
+        <w:t xml:space="preserve"> with the count on the next line. The first pair should be </w:t>
+      </w:r>
+      <w:r>
+        <w:rPr>
+          <w:color w:val="067D17"/>
+          <w:rFonts w:ascii="JetBrains Mono" w:hAnsi="JetBrains Mono"/>
+          <w:sz w:val="20"/>
+          <w:szCs w:val="20"/>
+        </w:rPr>
+        <w:t>"Club: Art"</w:t>
+      </w:r>
+      <w:r>
+        <w:rPr>
+          <w:color w:val="080808"/>
+        </w:rPr>
+        <w:t xml:space="preserve"> and </w:t>
+      </w:r>
+      <w:r>
+        <w:rPr>
+          <w:color w:val="067D17"/>
+          <w:rFonts w:ascii="JetBrains Mono" w:hAnsi="JetBrains Mono"/>
+          <w:sz w:val="20"/>
+          <w:szCs w:val="20"/>
+        </w:rPr>
+        <w:t>"Members: 12"</w:t>
+      </w:r>
+      <w:r>
+        <w:rPr>
+          <w:color w:val="080808"/>
+        </w:rPr>
+        <w:t>.</w:t>
+      </w:r>
+    </w:p>
+    <w:p>
+      <w:pPr>
+        <w:spacing w:before="0" w:after="0" w:line="120" w:lineRule="exact"/>
+      </w:pPr>
+    </w:p>
+    <w:p>
+      <w:pPr>
+        <w:pStyle w:val="Heading2"/>
+      </w:pPr>
+      <w:r>
+        <w:t>Challenge 3</w:t>
+      </w:r>
+    </w:p>
+    <w:p>
+      <w:pPr>
+        <w:spacing w:line="276" w:lineRule="auto" w:before="0" w:after="0"/>
+        <w:rPr>
+          <w:noProof/>
+        </w:rPr>
+      </w:pPr>
+      <w:r>
+        <w:rPr>
+          <w:color w:val="080808"/>
+        </w:rPr>
+        <w:t xml:space="preserve">Create a 2D </w:t>
       </w:r>
       <w:r>
         <w:rPr>
           <w:color w:val="1750EB"/>
-          <w:rFonts w:ascii="Consolas" w:hAnsi="Consolas"/>
+          <w:rFonts w:ascii="JetBrains Mono" w:hAnsi="JetBrains Mono"/>
+          <w:sz w:val="20"/>
+          <w:szCs w:val="20"/>
         </w:rPr>
         <w:t>list</w:t>
       </w:r>
@@ -1186,39 +1316,30 @@
         <w:rPr>
           <w:color w:val="080808"/>
         </w:rPr>
-        <w:t xml:space="preserve"> brackets.</w:t>
-      </w:r>
-    </w:p>
-    <w:p>
-      <w:pPr>
-        <w:spacing w:before="0" w:after="0" w:line="120" w:lineRule="exact"/>
-      </w:pPr>
-    </w:p>
-    <w:p>
-      <w:pPr>
-        <w:pStyle w:val="Heading2"/>
-      </w:pPr>
-      <w:r>
-        <w:t>Challenge 3</w:t>
-      </w:r>
-    </w:p>
-    <w:p>
-      <w:pPr>
-        <w:spacing w:line="276" w:lineRule="auto" w:before="0" w:after="0"/>
-        <w:rPr>
-          <w:noProof/>
-        </w:rPr>
-      </w:pPr>
-      <w:r>
-        <w:rPr>
-          <w:color w:val="080808"/>
-        </w:rPr>
-        <w:t>Store [</w:t>
+        <w:t xml:space="preserve"> called </w:t>
+      </w:r>
+      <w:r>
+        <w:rPr>
+          <w:color w:val="6A1B9A"/>
+          <w:rFonts w:ascii="JetBrains Mono" w:hAnsi="JetBrains Mono"/>
+          <w:sz w:val="20"/>
+          <w:szCs w:val="20"/>
+          <w:shd w:val="clear" w:color="auto" w:fill="ECEAF4"/>
+        </w:rPr>
+        <w:t> timetable </w:t>
+      </w:r>
+      <w:r>
+        <w:rPr>
+          <w:color w:val="080808"/>
+        </w:rPr>
+        <w:t xml:space="preserve"> with rows [</w:t>
       </w:r>
       <w:r>
         <w:rPr>
           <w:color w:val="067D17"/>
-          <w:rFonts w:ascii="Consolas" w:hAnsi="Consolas"/>
+          <w:rFonts w:ascii="JetBrains Mono" w:hAnsi="JetBrains Mono"/>
+          <w:sz w:val="20"/>
+          <w:szCs w:val="20"/>
         </w:rPr>
         <w:t>"Maths"</w:t>
       </w:r>
@@ -1231,7 +1352,9 @@
       <w:r>
         <w:rPr>
           <w:color w:val="067D17"/>
-          <w:rFonts w:ascii="Consolas" w:hAnsi="Consolas"/>
+          <w:rFonts w:ascii="JetBrains Mono" w:hAnsi="JetBrains Mono"/>
+          <w:sz w:val="20"/>
+          <w:szCs w:val="20"/>
         </w:rPr>
         <w:t>"Music"</w:t>
       </w:r>
@@ -1244,7 +1367,9 @@
       <w:r>
         <w:rPr>
           <w:color w:val="067D17"/>
-          <w:rFonts w:ascii="Consolas" w:hAnsi="Consolas"/>
+          <w:rFonts w:ascii="JetBrains Mono" w:hAnsi="JetBrains Mono"/>
+          <w:sz w:val="20"/>
+          <w:szCs w:val="20"/>
         </w:rPr>
         <w:t>"Science"</w:t>
       </w:r>
@@ -1252,51 +1377,44 @@
         <w:rPr>
           <w:color w:val="080808"/>
         </w:rPr>
-        <w:t xml:space="preserve">, 8] in [timetable]. Ask for a row from 0 to 2 and store it in [row]. Display </w:t>
+        <w:t xml:space="preserve">, 8]. Ask for a row from 0 to 2 and display the subject and room, such as </w:t>
       </w:r>
       <w:r>
         <w:rPr>
           <w:color w:val="067D17"/>
-          <w:rFonts w:ascii="Consolas" w:hAnsi="Consolas"/>
-        </w:rPr>
-        <w:t>"Selected:"</w:t>
-      </w:r>
-      <w:r>
-        <w:rPr>
-          <w:color w:val="080808"/>
-        </w:rPr>
-        <w:t xml:space="preserve"> followed by the subject, </w:t>
+          <w:rFonts w:ascii="JetBrains Mono" w:hAnsi="JetBrains Mono"/>
+          <w:sz w:val="20"/>
+          <w:szCs w:val="20"/>
+        </w:rPr>
+        <w:t>"Selected: Music in room 4"</w:t>
+      </w:r>
+      <w:r>
+        <w:rPr>
+          <w:color w:val="080808"/>
+        </w:rPr>
+        <w:t xml:space="preserve">. Then use a </w:t>
+      </w:r>
+      <w:r>
+        <w:rPr>
+          <w:color w:val="1750EB"/>
+          <w:rFonts w:ascii="JetBrains Mono" w:hAnsi="JetBrains Mono"/>
+          <w:sz w:val="20"/>
+          <w:szCs w:val="20"/>
+        </w:rPr>
+        <w:t>for</w:t>
+      </w:r>
+      <w:r>
+        <w:rPr>
+          <w:color w:val="080808"/>
+        </w:rPr>
+        <w:t xml:space="preserve"> loop to display every subject after </w:t>
       </w:r>
       <w:r>
         <w:rPr>
           <w:color w:val="067D17"/>
-          <w:rFonts w:ascii="Consolas" w:hAnsi="Consolas"/>
-        </w:rPr>
-        <w:t>"in room"</w:t>
-      </w:r>
-      <w:r>
-        <w:rPr>
-          <w:color w:val="080808"/>
-        </w:rPr>
-        <w:t xml:space="preserve">, and the room number from that row. Then use a </w:t>
-      </w:r>
-      <w:r>
-        <w:rPr>
-          <w:color w:val="1750EB"/>
-          <w:rFonts w:ascii="Consolas" w:hAnsi="Consolas"/>
-        </w:rPr>
-        <w:t>for</w:t>
-      </w:r>
-      <w:r>
-        <w:rPr>
-          <w:color w:val="080808"/>
-        </w:rPr>
-        <w:t xml:space="preserve"> loop to display every subject name beneath </w:t>
-      </w:r>
-      <w:r>
-        <w:rPr>
-          <w:color w:val="067D17"/>
-          <w:rFonts w:ascii="Consolas" w:hAnsi="Consolas"/>
+          <w:rFonts w:ascii="JetBrains Mono" w:hAnsi="JetBrains Mono"/>
+          <w:sz w:val="20"/>
+          <w:szCs w:val="20"/>
         </w:rPr>
         <w:t>"Subjects:"</w:t>
       </w:r>
@@ -1304,20 +1422,7 @@
         <w:rPr>
           <w:color w:val="080808"/>
         </w:rPr>
-        <w:t xml:space="preserve">. Test row 1; display </w:t>
-      </w:r>
-      <w:r>
-        <w:rPr>
-          <w:color w:val="067D17"/>
-          <w:rFonts w:ascii="Consolas" w:hAnsi="Consolas"/>
-        </w:rPr>
-        <w:t>"Selected: Music in room 4"</w:t>
-      </w:r>
-      <w:r>
-        <w:rPr>
-          <w:color w:val="080808"/>
-        </w:rPr>
-        <w:t>, followed by Maths, Music and Science on separate lines.</w:t>
+        <w:t>.</w:t>
       </w:r>
     </w:p>
     <w:p>

--- a/Mapped Curriculum Lesson - Supplemental Material/Grade 8/Lesson 28 - Reading 2D Lists/Reading 2D Lists - Worksheet.docx
+++ b/Mapped Curriculum Lesson - Supplemental Material/Grade 8/Lesson 28 - Reading 2D Lists/Reading 2D Lists - Worksheet.docx
@@ -1187,7 +1187,7 @@
       </w:r>
       <w:r>
         <w:rPr>
-          <w:color w:val="1750EB"/>
+          <w:color w:val="C45E00"/>
           <w:rFonts w:ascii="JetBrains Mono" w:hAnsi="JetBrains Mono"/>
           <w:sz w:val="20"/>
           <w:szCs w:val="20"/>
@@ -1396,7 +1396,7 @@
       </w:r>
       <w:r>
         <w:rPr>
-          <w:color w:val="1750EB"/>
+          <w:color w:val="C45E00"/>
           <w:rFonts w:ascii="JetBrains Mono" w:hAnsi="JetBrains Mono"/>
           <w:sz w:val="20"/>
           <w:szCs w:val="20"/>
